--- a/platform_PiN_output/Central_African_Republic___CAR/Param_step1_Central_African_Republic___CAR_1009_09AM.docx
+++ b/platform_PiN_output/Central_African_Republic___CAR/Param_step1_Central_African_Republic___CAR_1009_09AM.docx
@@ -31,7 +31,7 @@
         <w:pStyle w:val="ListBullet"/>
       </w:pPr>
       <w:r>
-        <w:t>Date calculation: 09/10/2025 09:11</w:t>
+        <w:t>Date calculation: 09/10/2025 09:21</w:t>
       </w:r>
     </w:p>
     <w:p>
@@ -77,7 +77,7 @@
         <w:pStyle w:val="ListBullet2"/>
       </w:pPr>
       <w:r>
-        <w:t xml:space="preserve">      Education disrupted due to natural hazard: edu_disrupted_hazards</w:t>
+        <w:t xml:space="preserve">      Education disrupted due to natural hazard: no_indicator</w:t>
       </w:r>
     </w:p>
     <w:p>
@@ -120,7 +120,7 @@
         <w:pStyle w:val="ListBullet2"/>
       </w:pPr>
       <w:r>
-        <w:t xml:space="preserve">      Education disrupted due to natural hazard: no_indicator</w:t>
+        <w:t xml:space="preserve">      Education disrupted due to natural hazard: edu_disrupted_hazards</w:t>
       </w:r>
     </w:p>
     <w:p>
@@ -171,15 +171,6 @@
         <w:t>edu_disrupted_teacher</w:t>
       </w:r>
       <w:r>
-        <w:t xml:space="preserve"> and </w:t>
-      </w:r>
-      <w:r>
-        <w:rPr>
-          <w:b/>
-        </w:rPr>
-        <w:t>edu_disrupted_hazards</w:t>
-      </w:r>
-      <w:r>
         <w:t>.</w:t>
       </w:r>
     </w:p>
@@ -202,6 +193,15 @@
           <w:b/>
         </w:rPr>
         <w:t>edu_disrupted_attack</w:t>
+      </w:r>
+      <w:r>
+        <w:t xml:space="preserve"> and </w:t>
+      </w:r>
+      <w:r>
+        <w:rPr>
+          <w:b/>
+        </w:rPr>
+        <w:t>edu_disrupted_hazards</w:t>
       </w:r>
       <w:r>
         <w:t xml:space="preserve"> and </w:t>
